--- a/paper/manuscript_word.docx
+++ b/paper/manuscript_word.docx
@@ -167,17 +167,17 @@
     </w:p>
     <w:p>
       <w:r>
-        <w:t>Lung cancer remains the leading cause of cancer-related mortality worldwide, with non-small cell lung cancer (NSCLC) accounting for approximately 85% of cases [1]. The introduction of immune checkpoint inhibitors (ICIs) targeting the PD-1/PD-L1 axis has transformed treatment for advanced NSCLC, producing durable responses in a subset of patients [2,3]. However, only 20–30% of unselected patients achieve an objective response, and a substantial proportion experience primary or acquired resistance [4]. Reliable pre-treatment identification of likely responders remains an unresolved clinical need, as it would allow clinicians to prioritise ICI therapy for patients most likely to benefit and to consider alternative or combination strategies for those unlikely to respond.</w:t>
+        <w:t>Lung cancer remains the leading cause of cancer-related mortality worldwide, with non-small cell lung cancer (NSCLC) accounting for approximately 85% of cases [1]. The introduction of immune checkpoint inhibitors (ICIs) targeting the PD-1/PD-L1 axis has transformed treatment for advanced NSCLC, producing durable responses in a subset of patients [2,3]. However, only 20–30% of unselected patients achieve an objective response, and a substantial proportion experience primary or acquired resistance [3,4]. Reliable pre-treatment identification of likely responders remains an unresolved clinical need, as it would allow clinicians to prioritise ICI therapy for patients most likely to benefit and to consider alternative or combination strategies for those unlikely to respond.</w:t>
       </w:r>
     </w:p>
     <w:p>
       <w:r>
-        <w:t>PD-L1 tumour proportion score (TPS) and tumour mutational burden (TMB) are the most widely used biomarkers for ICI response prediction, but both have well-documented limitations: PD-L1 expression is spatially heterogeneous and assay-dependent, while TMB alone provides only modest discriminative performance [5,4]. This has motivated growing interest in multimodal approaches that integrate radiomics from CT imaging, pathomics from digitised histology, genomic alterations, and clinical variables into a single predictive model [6–9]. Such approaches are appealing because they can capture complementary aspects of tumour biology and host physiology that no single modality fully represents; however, they introduce new methodological challenges, including how to weight modalities of differing reliability and how to handle missing modalities without discarding patients [10]. The Dynamic Attention Multimodal (DyAM) framework [11] addresses these challenges through a learned, per-patient attention mechanism that adaptively weights each available modality and naturally accommodates missing data via masking, but its original formulation used only a cooperative (softmax/L1-normalised) attention mechanism and represented clinical variables as raw numeric features.</w:t>
+        <w:t>PD-L1 tumour proportion score (TPS) and tumour mutational burden (TMB) are the most widely used biomarkers for ICI response prediction, but both have well-documented limitations: PD-L1 expression is spatially heterogeneous and assay-dependent, while TMB alone provides only modest discriminative performance [5–8]. This has motivated growing interest in multimodal approaches that integrate radiomics from CT imaging, pathomics from digitised histology, genomic alterations, and clinical variables into a single predictive model [9–13]. Such approaches are appealing because they can capture complementary aspects of tumour biology and host physiology that no single modality fully represents; however, they introduce new methodological challenges, including how to weight modalities of differing reliability and how to handle missing modalities without discarding patients [14]. The Dynamic Attention Multimodal (DyAM) framework [15] addresses these challenges through a learned, per-patient attention mechanism that adaptively weights each available modality and naturally accommodates missing data via masking, but its original formulation used only a cooperative (softmax/L1-normalised) attention mechanism and represented clinical variables as raw numeric features.</w:t>
       </w:r>
     </w:p>
     <w:p>
       <w:r>
-        <w:t xml:space="preserve">A largely unexplored question in this setting is how structured clinical variables — demographics, laboratory values, performance status — should be represented for fusion with imaging- and molecular-derived features. The conventional approach treats each clinical variable as an independent numeric input, requiring the model to learn inter-variable relationships (e.g., the joint prognostic implication of advanced age, low albumin, and poor performance status) from a relatively small training set. Recent advances in natural language processing (NLP) have shown that pretrained sentence encoders can represent complex, multi-attribute entities as dense embeddings that preserve semantic similarity [12,13], and domain-specific clinical language models have been developed for free-text clinical notes [14]. However, whether converting </w:t>
+        <w:t xml:space="preserve">A largely unexplored question in this setting is how structured clinical variables — demographics, laboratory values, performance status — should be represented for fusion with imaging- and molecular-derived features. The conventional approach treats each clinical variable as an independent numeric input, requiring the model to learn inter-variable relationships (e.g., the joint prognostic implication of advanced age, low albumin, and poor performance status) from a relatively small training set. Recent advances in natural language processing (NLP) have shown that pretrained sentence encoders can represent complex, multi-attribute entities as dense embeddings that preserve semantic similarity [16,17], and domain-specific clinical language models have been developed for free-text clinical notes [18]. However, whether converting </w:t>
       </w:r>
       <w:r>
         <w:rPr>
@@ -217,7 +217,7 @@
     </w:p>
     <w:p>
       <w:r>
-        <w:t xml:space="preserve">This retrospective study used data from the MSK-MIND (Memorial Sloan Kettering Molecular-Informed Neoadjuvant/Definitive therapy) programme [11], comprising patients with advanced non-small cell lung cancer (NSCLC) treated with immune checkpoint inhibitor (ICI) therapy between 2017 and 2021. Inclusion criteria were: (i) histologically confirmed stage IIIB/IV NSCLC, (ii) first- or second-line ICI therapy (monotherapy or combination), and (iii) available baseline CT imaging. The study dataset comprised three independent cohorts: a </w:t>
+        <w:t xml:space="preserve">This retrospective study used data from the MSK MIND (Multi-Modal Integration of Data) initiative at Memorial Sloan Kettering Cancer Center [15], comprising patients with advanced non-small cell lung cancer (NSCLC) treated with immune checkpoint inhibitor (ICI) therapy between 2017 and 2021. Inclusion criteria were: (i) histologically confirmed stage IIIB/IV NSCLC, (ii) first- or second-line ICI therapy (monotherapy or combination), and (iii) available baseline CT imaging. The study dataset comprised three independent cohorts: a </w:t>
       </w:r>
       <w:r>
         <w:rPr>
@@ -1559,7 +1559,7 @@
     </w:p>
     <w:p>
       <w:r>
-        <w:t xml:space="preserve">Six data sources were assembled for each patient (Table 2). Because CT radiomics is modelled separately per lesion site (PC, PL, LN) and the two pathology feature sets (IHC-A, IHC-G) are used as alternative arms rather than jointly, a single model receives up to seven input modalities. CT radiomics features were extracted from baseline scans using the MIRPON pipeline [7] at 1.0 mm isotropic spacing with a window of [−1350, 250] HU, yielding 1,688 features per lesion type. Lesions were categorised by anatomical site: primary tumour (PC), pleural lesion (PL), and lymph node (LN). Up to three lesions per site were included, ranked by volume. Pathology features were derived from PD-L1 immunohistochemistry (IHC) slides: </w:t>
+        <w:t xml:space="preserve">Six data sources were assembled for each patient (Table 2). Because CT radiomics is modelled separately per lesion site (PC, PL, LN) and the two pathology feature sets (IHC-A, IHC-G) are used as alternative arms rather than jointly, a single model receives up to seven input modalities. CT radiomics features were extracted from baseline scans using PyRadiomics [19], following the preprocessing of [15], at 1.0 mm isotropic spacing with a window of [−1350, 250] HU, yielding 1,688 features per lesion type. Lesions were categorised by anatomical site: primary tumour (PC), pleural lesion (PL), and lymph node (LN). Up to three lesions per site were included, ranked by volume. Pathology features were derived from PD-L1 immunohistochemistry (IHC) slides: </w:t>
       </w:r>
       <w:r>
         <w:rPr>
@@ -1577,7 +1577,7 @@
         <w:t>IHC-G</w:t>
       </w:r>
       <w:r>
-        <w:t xml:space="preserve"> comprised 150 grey-level co-occurrence matrix (GLCM) texture features across six aggregation levels [11]. Genomic features (11 variables) included tumour mutational burden (TMB) and the status of eight driver mutations and amplifications derived from FoundationOne CDx next-generation sequencing (NGS). The PD-L1 tumour proportion score (TPS) was obtained from clinical pathology reports (range 0–100%). Clinical laboratory features comprised 13 variables: age, smoking pack-years, Eastern Cooperative Oncology Group (ECOG) performance status, serum albumin, derived neutrophil-to-lymphocyte ratio (dNLR), initial tumour burden, brain and liver metastasis status, line of therapy, combination therapy, primary lung site, prior PD-L1 therapy, and adenocarcinoma histology.</w:t>
+        <w:t xml:space="preserve"> comprised 150 grey-level co-occurrence matrix (GLCM) texture features across six aggregation levels [15]. Genomic features (11 variables) included tumour mutational burden (TMB) and the status of eight driver mutations and amplifications derived from MSK-IMPACT targeted next-generation sequencing (NGS) [20]. The PD-L1 tumour proportion score (TPS) was obtained from clinical pathology reports (range 0–100%). Clinical laboratory features comprised 13 variables: age, smoking pack-years, Eastern Cooperative Oncology Group (ECOG) performance status, serum albumin, derived neutrophil-to-lymphocyte ratio (dNLR), initial tumour burden, brain and liver metastasis status, line of therapy, combination therapy, primary lung site, prior PD-L1 therapy, and adenocarcinoma histology.</w:t>
       </w:r>
     </w:p>
     <w:p>
@@ -1756,7 +1756,7 @@
               <w:rPr>
                 <w:sz w:val="18"/>
               </w:rPr>
-              <w:t>MIRPON pipeline</w:t>
+              <w:t>PyRadiomics</w:t>
             </w:r>
           </w:p>
         </w:tc>
@@ -1978,7 +1978,7 @@
               <w:rPr>
                 <w:sz w:val="18"/>
               </w:rPr>
-              <w:t>FoundationOne CDx</w:t>
+              <w:t>MSK-IMPACT</w:t>
             </w:r>
           </w:p>
         </w:tc>
@@ -2355,7 +2355,7 @@
         <w:t>Sentence encoder.</w:t>
       </w:r>
       <w:r>
-        <w:t xml:space="preserve"> Prompts were encoded with sentence-transformers/all-MiniLM-L6-v2 [12,13], a 6-layer transformer distilled for semantic sentence similarity and trained on over one billion sentence pairs. Each patient was represented as a 384-dimensional L2-normalised vector. No fine-tuning was performed; the model was applied in zero-shot transfer. We compared this general-purpose encoder against the domain-specific Bio_ClinicalBERT [14]; the domain-specific model performed inferiorly (ΔAUC = −0.017 versus MiniLM-L6-v2 in the IHC-A arm), consistent with its design for masked language modelling rather than sentence-similarity tasks.</w:t>
+        <w:t xml:space="preserve"> Prompts were encoded with sentence-transformers/all-MiniLM-L6-v2 [16,17], a 6-layer transformer distilled for semantic sentence similarity and trained on over one billion sentence pairs. Each patient was represented as a 384-dimensional L2-normalised vector. No fine-tuning was performed; the model was applied in zero-shot transfer. We compared this general-purpose encoder against the domain-specific Bio_ClinicalBERT [18]; the domain-specific model performed inferiorly (ΔAUC = −0.017 versus MiniLM-L6-v2 in the IHC-A arm), consistent with its design for masked language modelling rather than sentence-similarity tasks.</w:t>
       </w:r>
     </w:p>
     <w:p>
@@ -2461,7 +2461,7 @@
         <w:t>Dynamic Attention Multimodal (DyAM) model.</w:t>
       </w:r>
       <w:r>
-        <w:t xml:space="preserve"> The base model, DyAM [11], fuses </w:t>
+        <w:t xml:space="preserve"> The base model, DyAM [15], fuses </w:t>
       </w:r>
       <m:oMath>
         <m:r>
@@ -2469,7 +2469,7 @@
         </m:r>
       </m:oMath>
       <w:r>
-        <w:t xml:space="preserve"> modalities through per-modality risk scores and a learned attention mechanism, in the spirit of attention-based architectures broadly [15]. Let </w:t>
+        <w:t xml:space="preserve"> modalities through per-modality risk scores and a learned attention mechanism, in the spirit of attention-based architectures broadly [21]. Let </w:t>
       </w:r>
       <m:oMath>
         <m:sSub>
@@ -2880,7 +2880,7 @@
         <w:t>OvO competitive attention.</w:t>
       </w:r>
       <w:r>
-        <w:t xml:space="preserve"> We propose an alternative attention mechanism inspired by one-versus-others (OvO) classification [16], in which each modality </w:t>
+        <w:t xml:space="preserve"> We propose an alternative attention mechanism inspired by one-versus-others (OvO) classification [22], in which each modality </w:t>
       </w:r>
       <w:r>
         <w:rPr>
@@ -3721,7 +3721,7 @@
         <w:t>Discriminative performance.</w:t>
       </w:r>
       <w:r>
-        <w:t xml:space="preserve"> Area under the receiver operating characteristic curve (AUC-ROC) was computed on pooled out-of-fold predictions from 10-fold cross-validation. Ninety-five percent confidence intervals (CIs) were estimated using the DeLong structural components method [17]. Two models were considered statistically significantly different when their 95% CIs did not overlap, consistent with standard practice in oncology imaging studies.</w:t>
+        <w:t xml:space="preserve"> Area under the receiver operating characteristic curve (AUC-ROC) was computed on pooled out-of-fold predictions from 10-fold cross-validation. Ninety-five percent confidence intervals (CIs) were estimated using the DeLong structural components method [23]. Two models were considered statistically significantly different when their 95% CIs did not overlap, consistent with standard practice in oncology imaging studies.</w:t>
       </w:r>
     </w:p>
     <w:p>
@@ -3732,7 +3732,7 @@
         <w:t>Survival analysis.</w:t>
       </w:r>
       <w:r>
-        <w:t xml:space="preserve"> Harrell's concordance index (C-index) [18] was computed from pooled out-of-fold risk scores against PFS. Bootstrap 95% CIs were derived from 1,000 resamples with replacement. For pairwise comparisons, per-fold C-indices (10 values) were compared with a two-sided Wilcoxon signed-rank test (α = 0.05). Time-dependent AUC was computed at 6, 12, and 18 months using the cumulative/dynamic estimator [18]. Multivariate Cox proportional hazards regression was fitted with the DyAM risk score as the primary predictor, adjusted for five clinical covariates: age, ECOG performance status, serum albumin, dNLR, and liver metastasis status. Hazard ratios (HRs) are reported with 95% CIs and Wald p-values. Model calibration was assessed via the Integrated Brier Score (IBS); values below 0.25 indicate better-than-random calibration.</w:t>
+        <w:t xml:space="preserve"> Harrell's concordance index (C-index) [24] was computed from pooled out-of-fold risk scores against PFS. Bootstrap 95% CIs were derived from 1,000 resamples with replacement. For pairwise comparisons, per-fold C-indices (10 values) were compared with a two-sided Wilcoxon signed-rank test (α = 0.05). Time-dependent AUC was computed at 6, 12, and 18 months using the cumulative/dynamic estimator [25,26]. Multivariate Cox proportional hazards regression was fitted with the DyAM risk score as the primary predictor, adjusted for five clinical covariates: age, ECOG performance status, serum albumin, dNLR, and liver metastasis status. Hazard ratios (HRs) are reported with 95% CIs and Wald p-values. Model calibration was assessed via the Integrated Brier Score (IBS); values below 0.25 indicate better-than-random calibration.</w:t>
       </w:r>
     </w:p>
     <w:p>
@@ -7215,7 +7215,7 @@
         <w:t>Domain-specific versus general-purpose encoder.</w:t>
       </w:r>
       <w:r>
-        <w:t xml:space="preserve"> Bio_ClinicalBERT [14], PCA-compressed to 16 dimensions, performed below MiniLM-L6-v2 in the IHC-A arm (AUC = 0.767 versus 0.784; ΔAUC = −0.017), consistent with its pretraining objective of masked language modelling on clinical notes rather than semantic sentence similarity.</w:t>
+        <w:t xml:space="preserve"> Bio_ClinicalBERT [18], PCA-compressed to 16 dimensions, performed below MiniLM-L6-v2 in the IHC-A arm (AUC = 0.767 versus 0.784; ΔAUC = −0.017), consistent with its pretraining objective of masked language modelling on clinical notes rather than semantic sentence similarity.</w:t>
       </w:r>
     </w:p>
     <w:p>
@@ -10243,12 +10243,12 @@
     </w:p>
     <w:p>
       <w:r>
-        <w:t>The best-performing model, DyAM Rad+IHC-G+Gen+PDL1+NLP raw, achieved AUC = 0.813 [95% CI: 0.753–0.874], placing it at the “good-to-excellent” discrimination threshold (AUC &gt; 0.80) commonly used in oncology decision support [11]. For context, this exceeds the single-source models evaluated in the same cohort under the DyAM framework — PD-L1 TPS alone (AUC = 0.720) and TMB alone (AUC = 0.616) — consistent with the modest discrimination reported for these markers in the literature [4,2]. This confirms that multimodal fusion, augmented with NLP-encoded clinical context, approaches the upper range of discrimination achievable with currently available biomarkers in this disease setting.</w:t>
+        <w:t>The best-performing model, DyAM Rad+IHC-G+Gen+PDL1+NLP raw, achieved AUC = 0.813 [95% CI: 0.753–0.874], placing it in the “excellent” discrimination range (0.80 ≤ AUC &lt; 0.90) under commonly used interpretation guidelines [27]. For context, this exceeds the single-source models evaluated in the same cohort under the DyAM framework — PD-L1 TPS alone (AUC = 0.720) and TMB alone (AUC = 0.616) — consistent with the modest discrimination reported for these markers in the literature [7,8]. This confirms that multimodal fusion, augmented with NLP-encoded clinical context, approaches the upper range of discrimination achievable with currently available biomarkers in this disease setting.</w:t>
       </w:r>
     </w:p>
     <w:p>
       <w:r>
-        <w:t>Why does NLP encoding outperform raw numeric clinical features? We propose that sentence embeddings capture non-linear interactions between clinical variables — for example, the combined prognostic implication of advanced age, low albumin, and poor performance status — that are not explicitly represented in a 13-dimensional numeric vector. The MiniLM-L6-v2 embedding space [12,13] is pretrained to place semantically similar sentences close together; patients with similar overall clinical profiles are therefore mapped to nearby embedding vectors even when no single numeric feature dominates. Raw numeric encoding, by contrast, presents each variable to the attention mechanism independently, requiring the model to learn these interactions de novo from a relatively small training set.</w:t>
+        <w:t>Why does NLP encoding outperform raw numeric clinical features? We propose that sentence embeddings capture non-linear interactions between clinical variables — for example, the combined prognostic implication of advanced age, low albumin, and poor performance status — that are not explicitly represented in a 13-dimensional numeric vector. The MiniLM-L6-v2 embedding space [16,17] is pretrained to place semantically similar sentences close together; patients with similar overall clinical profiles are therefore mapped to nearby embedding vectors even when no single numeric feature dominates. Raw numeric encoding, by contrast, presents each variable to the attention mechanism independently, requiring the model to learn these interactions de novo from a relatively small training set.</w:t>
       </w:r>
     </w:p>
     <w:p>
@@ -10491,7 +10491,7 @@
         <w:rPr>
           <w:sz w:val="20"/>
         </w:rPr>
-        <w:t>Rizvi NA, Hellmann MD, Snyder A, et al. Mutational landscape determines sensitivity to PD-1 blockade in non-small cell lung cancer. Science. 2015;348:124–128. doi:10.1126/science.aaa1348</w:t>
+        <w:t>Sharma P, Hu-Lieskovan S, Wargo JA, Ribas A. Primary, Adaptive, and Acquired Resistance to Cancer Immunotherapy. Cell. 2017;168(4):707–723. doi:10.1016/j.cell.2017.01.017</w:t>
       </w:r>
     </w:p>
     <w:p>
@@ -10529,7 +10529,7 @@
         <w:rPr>
           <w:sz w:val="20"/>
         </w:rPr>
-        <w:t>Bodalal Z, Trebeschi S, Nguyen-Kim TDL, et al. Radiogenomics: bridging imaging and genomics. Abdom Radiol. 2019;44:1960–1984. doi:10.1007/s00261-019-02028-w</w:t>
+        <w:t>Hirsch FR, McElhinny A, Stanforth D, et al. PD-L1 Immunohistochemistry Assays for Lung Cancer: Results from Phase 1 of the Blueprint PD-L1 IHC Assay Comparison Project. J Thorac Oncol. 2017;12(2):208–222. doi:10.1016/j.jtho.2016.11.2228</w:t>
       </w:r>
     </w:p>
     <w:p>
@@ -10548,7 +10548,7 @@
         <w:rPr>
           <w:sz w:val="20"/>
         </w:rPr>
-        <w:t>Dercle L, Fronheiser M, Lu L, et al. Identification of Non-Small Cell Lung Cancer Sensitive to Systemic Cancer Therapies Using Radiomics. Clin Cancer Res. 2020;26:2151–2162. doi:10.1158/1078-0432.CCR-19-2942</w:t>
+        <w:t>Rizvi NA, Hellmann MD, Snyder A, et al. Mutational landscape determines sensitivity to PD-1 blockade in non-small cell lung cancer. Science. 2015;348:124–128. doi:10.1126/science.aaa1348</w:t>
       </w:r>
     </w:p>
     <w:p>
@@ -10567,7 +10567,7 @@
         <w:rPr>
           <w:sz w:val="20"/>
         </w:rPr>
-        <w:t>Trebeschi S, Drago SG, Birkbak NJ, et al. Predicting Response to Cancer Immunotherapy Using Noninvasive Radiomic Biomarkers. Ann Oncol. 2019;30:998–1004. doi:10.1093/annonc/mdz108</w:t>
+        <w:t>Lu S, Stein JE, Rimm DL, et al. Comparison of Biomarker Modalities for Predicting Response to PD-1/PD-L1 Checkpoint Blockade: A Systematic Review and Meta-analysis. JAMA Oncol. 2019;5(8):1195–1204. doi:10.1001/jamaoncol.2019.1549</w:t>
       </w:r>
     </w:p>
     <w:p>
@@ -10586,7 +10586,7 @@
         <w:rPr>
           <w:sz w:val="20"/>
         </w:rPr>
-        <w:t>Cheerla A, Gevaert O. Deep Learning with Multimodal Representation for Pancancer Prognosis Prediction. Bioinformatics. 2019;35:i446–i454. doi:10.1093/bioinformatics/btz342</w:t>
+        <w:t>Boehm KM, Khosravi P, Vanguri R, Gao J, Shah SP. Harnessing multimodal data integration to advance precision oncology. Nat Rev Cancer. 2022;22(2):114–126. doi:10.1038/s41568-021-00408-3</w:t>
       </w:r>
     </w:p>
     <w:p>
@@ -10605,7 +10605,7 @@
         <w:rPr>
           <w:sz w:val="20"/>
         </w:rPr>
-        <w:t>Ma M, Ren J, Zhao L, et al. SMIL: Multimodal Learning with Severely Missing Modality. Proc AAAI Conf Artif Intell. 2021;35(3):2302–2310. doi:10.1609/aaai.v35i3.16330</w:t>
+        <w:t>Bodalal Z, Trebeschi S, Nguyen-Kim TDL, et al. Radiogenomics: bridging imaging and genomics. Abdom Radiol. 2019;44:1960–1984. doi:10.1007/s00261-019-02028-w</w:t>
       </w:r>
     </w:p>
     <w:p>
@@ -10624,7 +10624,7 @@
         <w:rPr>
           <w:sz w:val="20"/>
         </w:rPr>
-        <w:t>Vanguri RS, Luo J, Aukerman AT, et al. Multimodal integration of radiology, pathology and genomics for prediction of response to PD-(L)1 blockade in patients with non-small cell lung cancer. Nat Cancer. 2022;3(10):1151–1164. doi:10.1038/s43018-022-00416-8</w:t>
+        <w:t>Dercle L, Fronheiser M, Lu L, et al. Identification of Non-Small Cell Lung Cancer Sensitive to Systemic Cancer Therapies Using Radiomics. Clin Cancer Res. 2020;26:2151–2162. doi:10.1158/1078-0432.CCR-19-2942</w:t>
       </w:r>
     </w:p>
     <w:p>
@@ -10643,7 +10643,7 @@
         <w:rPr>
           <w:sz w:val="20"/>
         </w:rPr>
-        <w:t>Reimers N, Gurevych I. Sentence-BERT: Sentence Embeddings using Siamese BERT-Networks. Proc 2019 Conf Empir Methods Nat Lang Process (EMNLP). 2019:3982–3992. doi:10.18653/v1/D19-1410</w:t>
+        <w:t>Trebeschi S, Drago SG, Birkbak NJ, et al. Predicting Response to Cancer Immunotherapy Using Noninvasive Radiomic Biomarkers. Ann Oncol. 2019;30:998–1004. doi:10.1093/annonc/mdz108</w:t>
       </w:r>
     </w:p>
     <w:p>
@@ -10662,7 +10662,7 @@
         <w:rPr>
           <w:sz w:val="20"/>
         </w:rPr>
-        <w:t>Wang W, Wei F, Dong L, et al. MiniLM: Deep Self-Attention Distillation for Task-Agnostic Compression of Pre-Trained Transformers. Adv Neural Inf Process Syst (NeurIPS). 2020;33:5776–5788.</w:t>
+        <w:t>Cheerla A, Gevaert O. Deep Learning with Multimodal Representation for Pancancer Prognosis Prediction. Bioinformatics. 2019;35:i446–i454. doi:10.1093/bioinformatics/btz342</w:t>
       </w:r>
     </w:p>
     <w:p>
@@ -10681,7 +10681,7 @@
         <w:rPr>
           <w:sz w:val="20"/>
         </w:rPr>
-        <w:t>Alsentzer E, Murphy JR, Boag W, et al. Publicly Available Clinical BERT Embeddings. Proc 2nd Clinical Nat Lang Process Workshop. 2019:72–78. doi:10.18653/v1/W19-1909</w:t>
+        <w:t>Ma M, Ren J, Zhao L, et al. SMIL: Multimodal Learning with Severely Missing Modality. Proc AAAI Conf Artif Intell. 2021;35(3):2302–2310. doi:10.1609/aaai.v35i3.16330</w:t>
       </w:r>
     </w:p>
     <w:p>
@@ -10700,7 +10700,7 @@
         <w:rPr>
           <w:sz w:val="20"/>
         </w:rPr>
-        <w:t>Vaswani A, Shazeer N, Parmar N, et al. Attention Is All You Need. Adv Neural Inf Process Syst (NeurIPS). 2017;30.</w:t>
+        <w:t>Vanguri RS, Luo J, Aukerman AT, et al. Multimodal integration of radiology, pathology and genomics for prediction of response to PD-(L)1 blockade in patients with non-small cell lung cancer. Nat Cancer. 2022;3(10):1151–1164. doi:10.1038/s43018-022-00416-8</w:t>
       </w:r>
     </w:p>
     <w:p>
@@ -10719,7 +10719,7 @@
         <w:rPr>
           <w:sz w:val="20"/>
         </w:rPr>
-        <w:t>Hastie T, Tibshirani R. Classification by Pairwise Coupling. Ann Stat. 1998;26:451–471. doi:10.1214/aos/1028144844</w:t>
+        <w:t>Reimers N, Gurevych I. Sentence-BERT: Sentence Embeddings using Siamese BERT-Networks. Proc 2019 Conf Empir Methods Nat Lang Process and 9th Int Jt Conf Nat Lang Process (EMNLP-IJCNLP). 2019:3982–3992. doi:10.18653/v1/D19-1410</w:t>
       </w:r>
     </w:p>
     <w:p>
@@ -10738,7 +10738,7 @@
         <w:rPr>
           <w:sz w:val="20"/>
         </w:rPr>
-        <w:t>DeLong ER, DeLong DM, Clarke-Pearson DL. Comparing the Areas under Two or More Correlated Receiver Operating Characteristic Curves: A Nonparametric Approach. Biometrics. 1988;44:837–845. doi:10.2307/2531595</w:t>
+        <w:t>Wang W, Wei F, Dong L, et al. MiniLM: Deep Self-Attention Distillation for Task-Agnostic Compression of Pre-Trained Transformers. Adv Neural Inf Process Syst (NeurIPS). 2020;33:5776–5788.</w:t>
       </w:r>
     </w:p>
     <w:p>
@@ -10757,7 +10757,178 @@
         <w:rPr>
           <w:sz w:val="20"/>
         </w:rPr>
+        <w:t>Alsentzer E, Murphy JR, Boag W, et al. Publicly Available Clinical BERT Embeddings. Proc 2nd Clinical Nat Lang Process Workshop. 2019:72–78. doi:10.18653/v1/W19-1909</w:t>
+      </w:r>
+    </w:p>
+    <w:p>
+      <w:pPr>
+        <w:spacing w:after="80"/>
+        <w:ind w:left="425" w:hanging="425"/>
+      </w:pPr>
+      <w:r>
+        <w:rPr>
+          <w:sz w:val="20"/>
+        </w:rPr>
+        <w:t>19.</w:t>
+        <w:tab/>
+      </w:r>
+      <w:r>
+        <w:rPr>
+          <w:sz w:val="20"/>
+        </w:rPr>
+        <w:t>van Griethuysen JJM, Fedorov A, Parmar C, et al. Computational Radiomics System to Decode the Radiographic Phenotype. Cancer Res. 2017;77(21):e104–e107. doi:10.1158/0008-5472.CAN-17-0339</w:t>
+      </w:r>
+    </w:p>
+    <w:p>
+      <w:pPr>
+        <w:spacing w:after="80"/>
+        <w:ind w:left="425" w:hanging="425"/>
+      </w:pPr>
+      <w:r>
+        <w:rPr>
+          <w:sz w:val="20"/>
+        </w:rPr>
+        <w:t>20.</w:t>
+        <w:tab/>
+      </w:r>
+      <w:r>
+        <w:rPr>
+          <w:sz w:val="20"/>
+        </w:rPr>
+        <w:t>Cheng DT, Mitchell TN, Zehir A, et al. Memorial Sloan Kettering-Integrated Mutation Profiling of Actionable Cancer Targets (MSK-IMPACT): A Hybridization Capture-Based Next-Generation Sequencing Clinical Assay for Solid Tumor Molecular Oncology. J Mol Diagn. 2015;17(3):251–264. doi:10.1016/j.jmoldx.2014.12.006</w:t>
+      </w:r>
+    </w:p>
+    <w:p>
+      <w:pPr>
+        <w:spacing w:after="80"/>
+        <w:ind w:left="425" w:hanging="425"/>
+      </w:pPr>
+      <w:r>
+        <w:rPr>
+          <w:sz w:val="20"/>
+        </w:rPr>
+        <w:t>21.</w:t>
+        <w:tab/>
+      </w:r>
+      <w:r>
+        <w:rPr>
+          <w:sz w:val="20"/>
+        </w:rPr>
+        <w:t>Vaswani A, Shazeer N, Parmar N, et al. Attention Is All You Need. Adv Neural Inf Process Syst (NeurIPS). 2017;30:5998–6008.</w:t>
+      </w:r>
+    </w:p>
+    <w:p>
+      <w:pPr>
+        <w:spacing w:after="80"/>
+        <w:ind w:left="425" w:hanging="425"/>
+      </w:pPr>
+      <w:r>
+        <w:rPr>
+          <w:sz w:val="20"/>
+        </w:rPr>
+        <w:t>22.</w:t>
+        <w:tab/>
+      </w:r>
+      <w:r>
+        <w:rPr>
+          <w:sz w:val="20"/>
+        </w:rPr>
+        <w:t>Rifkin R, Klautau A. In Defense of One-Vs-All Classification. J Mach Learn Res. 2004;5:101–141.</w:t>
+      </w:r>
+    </w:p>
+    <w:p>
+      <w:pPr>
+        <w:spacing w:after="80"/>
+        <w:ind w:left="425" w:hanging="425"/>
+      </w:pPr>
+      <w:r>
+        <w:rPr>
+          <w:sz w:val="20"/>
+        </w:rPr>
+        <w:t>23.</w:t>
+        <w:tab/>
+      </w:r>
+      <w:r>
+        <w:rPr>
+          <w:sz w:val="20"/>
+        </w:rPr>
+        <w:t>DeLong ER, DeLong DM, Clarke-Pearson DL. Comparing the Areas under Two or More Correlated Receiver Operating Characteristic Curves: A Nonparametric Approach. Biometrics. 1988;44:837–845. doi:10.2307/2531595</w:t>
+      </w:r>
+    </w:p>
+    <w:p>
+      <w:pPr>
+        <w:spacing w:after="80"/>
+        <w:ind w:left="425" w:hanging="425"/>
+      </w:pPr>
+      <w:r>
+        <w:rPr>
+          <w:sz w:val="20"/>
+        </w:rPr>
+        <w:t>24.</w:t>
+        <w:tab/>
+      </w:r>
+      <w:r>
+        <w:rPr>
+          <w:sz w:val="20"/>
+        </w:rPr>
         <w:t>Harrell FE, Lee KL, Mark DB. Multivariable Prognostic Models: Issues in Developing Models, Evaluating Assumptions and Adequacy, and Measuring and Reducing Errors. Stat Med. 1996;15:361–387. doi:10.1002/(SICI)1097-0258(19960229)15:4&lt;361::AID-SIM168&gt;3.0.CO;2-4</w:t>
+      </w:r>
+    </w:p>
+    <w:p>
+      <w:pPr>
+        <w:spacing w:after="80"/>
+        <w:ind w:left="425" w:hanging="425"/>
+      </w:pPr>
+      <w:r>
+        <w:rPr>
+          <w:sz w:val="20"/>
+        </w:rPr>
+        <w:t>25.</w:t>
+        <w:tab/>
+      </w:r>
+      <w:r>
+        <w:rPr>
+          <w:sz w:val="20"/>
+        </w:rPr>
+        <w:t>Uno H, Cai T, Tian L, Wei LJ. Evaluating Prediction Rules for t-Year Survivors With Censored Regression Models. J Am Stat Assoc. 2007;102(478):527–537. doi:10.1198/016214507000000149</w:t>
+      </w:r>
+    </w:p>
+    <w:p>
+      <w:pPr>
+        <w:spacing w:after="80"/>
+        <w:ind w:left="425" w:hanging="425"/>
+      </w:pPr>
+      <w:r>
+        <w:rPr>
+          <w:sz w:val="20"/>
+        </w:rPr>
+        <w:t>26.</w:t>
+        <w:tab/>
+      </w:r>
+      <w:r>
+        <w:rPr>
+          <w:sz w:val="20"/>
+        </w:rPr>
+        <w:t>Hung H, Chiang CT. Estimation methods for time-dependent AUC models with survival data. Can J Stat. 2010;38(1):8–26. doi:10.1002/cjs.10046</w:t>
+      </w:r>
+    </w:p>
+    <w:p>
+      <w:pPr>
+        <w:spacing w:after="80"/>
+        <w:ind w:left="425" w:hanging="425"/>
+      </w:pPr>
+      <w:r>
+        <w:rPr>
+          <w:sz w:val="20"/>
+        </w:rPr>
+        <w:t>27.</w:t>
+        <w:tab/>
+      </w:r>
+      <w:r>
+        <w:rPr>
+          <w:sz w:val="20"/>
+        </w:rPr>
+        <w:t>Mandrekar JN. Receiver Operating Characteristic Curve in Diagnostic Test Assessment. J Thorac Oncol. 2010;5(9):1315–1316. doi:10.1097/JTO.0b013e3181ec173d</w:t>
       </w:r>
     </w:p>
     <w:sectPr>
